--- a/example/result/e05_heading.docx
+++ b/example/result/e05_heading.docx
@@ -10,7 +10,7 @@
         <w:t>This is a heading,</w:t>
       </w:r>
       <w:r>
-        <w:t xml:space="preserve"> at level 1.</w:t>
+        <w:t xml:space="preserve"> at level 1</w:t>
       </w:r>
     </w:p>
     <w:sectPr>
